--- a/Lam Hue Trung _ Tuan 4.docx
+++ b/Lam Hue Trung _ Tuan 4.docx
@@ -472,16 +472,7 @@
                 <w:sz w:val="28"/>
                 <w:szCs w:val="28"/>
               </w:rPr>
-              <w:t xml:space="preserve">- Xây dựng api get by id </w:t>
-            </w:r>
-            <w:r>
-              <w:rPr>
-                <w:rFonts w:ascii="Times New Roman" w:hAnsi="Times New Roman" w:cs="Times New Roman"/>
-                <w:bCs/>
-                <w:sz w:val="28"/>
-                <w:szCs w:val="28"/>
-              </w:rPr>
-              <w:t>devices theo room.</w:t>
+              <w:t>- Xây dựng api get by id devices theo room.</w:t>
             </w:r>
           </w:p>
           <w:p>
@@ -713,6 +704,119 @@
                 <w:sz w:val="28"/>
                 <w:szCs w:val="28"/>
               </w:rPr>
+              <w:t xml:space="preserve">- Xây dựng api create </w:t>
+            </w:r>
+            <w:r>
+              <w:rPr>
+                <w:rFonts w:ascii="Times New Roman" w:hAnsi="Times New Roman" w:cs="Times New Roman"/>
+                <w:bCs/>
+                <w:sz w:val="28"/>
+                <w:szCs w:val="28"/>
+              </w:rPr>
+              <w:t>teacher</w:t>
+            </w:r>
+            <w:r>
+              <w:rPr>
+                <w:rFonts w:ascii="Times New Roman" w:hAnsi="Times New Roman" w:cs="Times New Roman"/>
+                <w:bCs/>
+                <w:sz w:val="28"/>
+                <w:szCs w:val="28"/>
+              </w:rPr>
+              <w:t>.</w:t>
+            </w:r>
+          </w:p>
+          <w:p>
+            <w:pPr>
+              <w:rPr>
+                <w:rFonts w:ascii="Times New Roman" w:hAnsi="Times New Roman" w:cs="Times New Roman"/>
+                <w:bCs/>
+                <w:sz w:val="28"/>
+                <w:szCs w:val="28"/>
+              </w:rPr>
+            </w:pPr>
+            <w:r>
+              <w:rPr>
+                <w:rFonts w:ascii="Times New Roman" w:hAnsi="Times New Roman" w:cs="Times New Roman"/>
+                <w:bCs/>
+                <w:sz w:val="28"/>
+                <w:szCs w:val="28"/>
+              </w:rPr>
+              <w:t>- Xây dựng api update teacher.</w:t>
+            </w:r>
+          </w:p>
+          <w:p>
+            <w:pPr>
+              <w:rPr>
+                <w:rFonts w:ascii="Times New Roman" w:hAnsi="Times New Roman" w:cs="Times New Roman"/>
+                <w:bCs/>
+                <w:sz w:val="28"/>
+                <w:szCs w:val="28"/>
+              </w:rPr>
+            </w:pPr>
+            <w:r>
+              <w:rPr>
+                <w:rFonts w:ascii="Times New Roman" w:hAnsi="Times New Roman" w:cs="Times New Roman"/>
+                <w:bCs/>
+                <w:sz w:val="28"/>
+                <w:szCs w:val="28"/>
+              </w:rPr>
+              <w:t>- Xây dựng api delete teacher.</w:t>
+            </w:r>
+          </w:p>
+          <w:p>
+            <w:pPr>
+              <w:rPr>
+                <w:rFonts w:ascii="Times New Roman" w:hAnsi="Times New Roman" w:cs="Times New Roman"/>
+                <w:bCs/>
+                <w:sz w:val="28"/>
+                <w:szCs w:val="28"/>
+              </w:rPr>
+            </w:pPr>
+            <w:r>
+              <w:rPr>
+                <w:rFonts w:ascii="Times New Roman" w:hAnsi="Times New Roman" w:cs="Times New Roman"/>
+                <w:bCs/>
+                <w:sz w:val="28"/>
+                <w:szCs w:val="28"/>
+              </w:rPr>
+              <w:t>- Xây dựng api get all teacher.</w:t>
+            </w:r>
+          </w:p>
+          <w:p>
+            <w:pPr>
+              <w:rPr>
+                <w:rFonts w:ascii="Times New Roman" w:hAnsi="Times New Roman" w:cs="Times New Roman"/>
+                <w:bCs/>
+                <w:sz w:val="28"/>
+                <w:szCs w:val="28"/>
+              </w:rPr>
+            </w:pPr>
+            <w:r>
+              <w:rPr>
+                <w:rFonts w:ascii="Times New Roman" w:hAnsi="Times New Roman" w:cs="Times New Roman"/>
+                <w:bCs/>
+                <w:sz w:val="28"/>
+                <w:szCs w:val="28"/>
+              </w:rPr>
+              <w:t>- Xây dựng api get by id teacher.</w:t>
+            </w:r>
+          </w:p>
+          <w:p>
+            <w:pPr>
+              <w:rPr>
+                <w:rFonts w:ascii="Times New Roman" w:hAnsi="Times New Roman" w:cs="Times New Roman"/>
+                <w:bCs/>
+                <w:sz w:val="28"/>
+                <w:szCs w:val="28"/>
+              </w:rPr>
+            </w:pPr>
+            <w:r>
+              <w:rPr>
+                <w:rFonts w:ascii="Times New Roman" w:hAnsi="Times New Roman" w:cs="Times New Roman"/>
+                <w:bCs/>
+                <w:sz w:val="28"/>
+                <w:szCs w:val="28"/>
+              </w:rPr>
               <w:t>- Xây dựng api cho chức năng mượn device.</w:t>
             </w:r>
           </w:p>
@@ -732,6 +836,7 @@
                 <w:sz w:val="28"/>
                 <w:szCs w:val="28"/>
               </w:rPr>
+              <w:lastRenderedPageBreak/>
               <w:t>- Xây dựng api cho chức năng trả device.</w:t>
             </w:r>
           </w:p>
@@ -752,6 +857,43 @@
                 <w:szCs w:val="28"/>
               </w:rPr>
               <w:t>- Xây dựng api get all danh sách mượn/ trả thiết bị.</w:t>
+            </w:r>
+          </w:p>
+          <w:p>
+            <w:pPr>
+              <w:rPr>
+                <w:rFonts w:ascii="Times New Roman" w:hAnsi="Times New Roman" w:cs="Times New Roman"/>
+                <w:bCs/>
+                <w:sz w:val="28"/>
+                <w:szCs w:val="28"/>
+              </w:rPr>
+            </w:pPr>
+            <w:r>
+              <w:rPr>
+                <w:rFonts w:ascii="Times New Roman" w:hAnsi="Times New Roman" w:cs="Times New Roman"/>
+                <w:bCs/>
+                <w:sz w:val="28"/>
+                <w:szCs w:val="28"/>
+              </w:rPr>
+              <w:t xml:space="preserve">- Xây dựng api get </w:t>
+            </w:r>
+            <w:r>
+              <w:rPr>
+                <w:rFonts w:ascii="Times New Roman" w:hAnsi="Times New Roman" w:cs="Times New Roman"/>
+                <w:bCs/>
+                <w:sz w:val="28"/>
+                <w:szCs w:val="28"/>
+              </w:rPr>
+              <w:t>by id</w:t>
+            </w:r>
+            <w:r>
+              <w:rPr>
+                <w:rFonts w:ascii="Times New Roman" w:hAnsi="Times New Roman" w:cs="Times New Roman"/>
+                <w:bCs/>
+                <w:sz w:val="28"/>
+                <w:szCs w:val="28"/>
+              </w:rPr>
+              <w:t xml:space="preserve"> danh sách mượn/ trả thiết bị.</w:t>
             </w:r>
           </w:p>
           <w:p>
@@ -796,6 +938,7 @@
                 <w:sz w:val="28"/>
                 <w:szCs w:val="28"/>
               </w:rPr>
+              <w:lastRenderedPageBreak/>
               <w:t>Đã hoàn thành.</w:t>
             </w:r>
           </w:p>
@@ -823,16 +966,7 @@
                 <w:sz w:val="28"/>
                 <w:szCs w:val="28"/>
               </w:rPr>
-              <w:t>Không có</w:t>
-            </w:r>
-            <w:r>
-              <w:rPr>
-                <w:rFonts w:ascii="Times New Roman" w:hAnsi="Times New Roman" w:cs="Times New Roman"/>
-                <w:bCs/>
-                <w:sz w:val="28"/>
-                <w:szCs w:val="28"/>
-              </w:rPr>
-              <w:t xml:space="preserve"> </w:t>
+              <w:t xml:space="preserve">Không có </w:t>
             </w:r>
           </w:p>
         </w:tc>
@@ -946,7 +1080,6 @@
                 <w:sz w:val="28"/>
                 <w:szCs w:val="28"/>
               </w:rPr>
-              <w:lastRenderedPageBreak/>
               <w:t>14/03</w:t>
             </w:r>
           </w:p>
@@ -973,128 +1106,14 @@
                 <w:sz w:val="28"/>
                 <w:szCs w:val="28"/>
               </w:rPr>
-              <w:t>- Xây dựng api create reward.</w:t>
-            </w:r>
-          </w:p>
-          <w:p>
-            <w:pPr>
-              <w:rPr>
-                <w:rFonts w:ascii="Times New Roman" w:hAnsi="Times New Roman" w:cs="Times New Roman"/>
-                <w:bCs/>
-                <w:sz w:val="28"/>
-                <w:szCs w:val="28"/>
-              </w:rPr>
-            </w:pPr>
-            <w:r>
-              <w:rPr>
-                <w:rFonts w:ascii="Times New Roman" w:hAnsi="Times New Roman" w:cs="Times New Roman"/>
-                <w:bCs/>
-                <w:sz w:val="28"/>
-                <w:szCs w:val="28"/>
-              </w:rPr>
-              <w:t>- Xây dựng api update reward.</w:t>
-            </w:r>
-          </w:p>
-          <w:p>
-            <w:pPr>
-              <w:rPr>
-                <w:rFonts w:ascii="Times New Roman" w:hAnsi="Times New Roman" w:cs="Times New Roman"/>
-                <w:bCs/>
-                <w:sz w:val="28"/>
-                <w:szCs w:val="28"/>
-              </w:rPr>
-            </w:pPr>
-            <w:r>
-              <w:rPr>
-                <w:rFonts w:ascii="Times New Roman" w:hAnsi="Times New Roman" w:cs="Times New Roman"/>
-                <w:bCs/>
-                <w:sz w:val="28"/>
-                <w:szCs w:val="28"/>
-              </w:rPr>
-              <w:t>- Xây dựng api delete reward.</w:t>
-            </w:r>
-          </w:p>
-          <w:p>
-            <w:pPr>
-              <w:rPr>
-                <w:rFonts w:ascii="Times New Roman" w:hAnsi="Times New Roman" w:cs="Times New Roman"/>
-                <w:bCs/>
-                <w:sz w:val="28"/>
-                <w:szCs w:val="28"/>
-              </w:rPr>
-            </w:pPr>
-            <w:r>
-              <w:rPr>
-                <w:rFonts w:ascii="Times New Roman" w:hAnsi="Times New Roman" w:cs="Times New Roman"/>
-                <w:bCs/>
-                <w:sz w:val="28"/>
-                <w:szCs w:val="28"/>
-              </w:rPr>
-              <w:t>- Xây dựng api get all reward.</w:t>
-            </w:r>
-          </w:p>
-          <w:p>
-            <w:pPr>
-              <w:rPr>
-                <w:rFonts w:ascii="Times New Roman" w:hAnsi="Times New Roman" w:cs="Times New Roman"/>
-                <w:bCs/>
-                <w:sz w:val="28"/>
-                <w:szCs w:val="28"/>
-              </w:rPr>
-            </w:pPr>
-            <w:r>
-              <w:rPr>
-                <w:rFonts w:ascii="Times New Roman" w:hAnsi="Times New Roman" w:cs="Times New Roman"/>
-                <w:bCs/>
-                <w:sz w:val="28"/>
-                <w:szCs w:val="28"/>
-              </w:rPr>
-              <w:t>- Xây dựng api get by id reward.</w:t>
-            </w:r>
-          </w:p>
-          <w:p>
-            <w:pPr>
-              <w:rPr>
-                <w:rFonts w:ascii="Times New Roman" w:hAnsi="Times New Roman" w:cs="Times New Roman"/>
-                <w:bCs/>
-                <w:sz w:val="28"/>
-                <w:szCs w:val="28"/>
-              </w:rPr>
-            </w:pPr>
-            <w:r>
-              <w:rPr>
-                <w:rFonts w:ascii="Times New Roman" w:hAnsi="Times New Roman" w:cs="Times New Roman"/>
-                <w:bCs/>
-                <w:sz w:val="28"/>
-                <w:szCs w:val="28"/>
-              </w:rPr>
-              <w:t>- Xây dựng api import reward with csv.</w:t>
-            </w:r>
-          </w:p>
-          <w:p>
-            <w:pPr>
-              <w:rPr>
-                <w:rFonts w:ascii="Times New Roman" w:hAnsi="Times New Roman" w:cs="Times New Roman"/>
-                <w:bCs/>
-                <w:sz w:val="28"/>
-                <w:szCs w:val="28"/>
-              </w:rPr>
-            </w:pPr>
-            <w:r>
-              <w:rPr>
-                <w:rFonts w:ascii="Times New Roman" w:hAnsi="Times New Roman" w:cs="Times New Roman"/>
-                <w:bCs/>
-                <w:sz w:val="28"/>
-                <w:szCs w:val="28"/>
-              </w:rPr>
-              <w:t>- Xây dựng api export reward with csv.</w:t>
+              <w:t>Tích hợp các API đã xây dựng vào views.</w:t>
             </w:r>
           </w:p>
         </w:tc>
         <w:tc>
           <w:tcPr>
             <w:tcW w:w="5953" w:type="dxa"/>
-            <w:vMerge/>
+            <w:vMerge w:val="restart"/>
             <w:vAlign w:val="center"/>
           </w:tcPr>
           <w:p>
@@ -1111,7 +1130,7 @@
         <w:tc>
           <w:tcPr>
             <w:tcW w:w="2410" w:type="dxa"/>
-            <w:vMerge/>
+            <w:vMerge w:val="restart"/>
             <w:vAlign w:val="center"/>
           </w:tcPr>
           <w:p>
@@ -1124,6 +1143,15 @@
                 <w:szCs w:val="28"/>
               </w:rPr>
             </w:pPr>
+            <w:r>
+              <w:rPr>
+                <w:rFonts w:ascii="Times New Roman" w:hAnsi="Times New Roman" w:cs="Times New Roman"/>
+                <w:bCs/>
+                <w:sz w:val="28"/>
+                <w:szCs w:val="28"/>
+              </w:rPr>
+              <w:t>Không có</w:t>
+            </w:r>
           </w:p>
         </w:tc>
       </w:tr>
@@ -1641,7 +1669,7 @@
   <w:style w:type="paragraph" w:default="1" w:styleId="Normal">
     <w:name w:val="Normal"/>
     <w:qFormat/>
-    <w:rsid w:val="00F22D2F"/>
+    <w:rsid w:val="00EA024D"/>
     <w:rPr>
       <w:kern w:val="0"/>
       <w14:ligatures w14:val="none"/>
@@ -1867,6 +1895,7 @@
   <w:style w:type="character" w:default="1" w:styleId="DefaultParagraphFont">
     <w:name w:val="Default Paragraph Font"/>
     <w:uiPriority w:val="1"/>
+    <w:semiHidden/>
     <w:unhideWhenUsed/>
   </w:style>
   <w:style w:type="table" w:default="1" w:styleId="TableNormal">

--- a/Lam Hue Trung _ Tuan 4.docx
+++ b/Lam Hue Trung _ Tuan 4.docx
@@ -704,25 +704,7 @@
                 <w:sz w:val="28"/>
                 <w:szCs w:val="28"/>
               </w:rPr>
-              <w:t xml:space="preserve">- Xây dựng api create </w:t>
-            </w:r>
-            <w:r>
-              <w:rPr>
-                <w:rFonts w:ascii="Times New Roman" w:hAnsi="Times New Roman" w:cs="Times New Roman"/>
-                <w:bCs/>
-                <w:sz w:val="28"/>
-                <w:szCs w:val="28"/>
-              </w:rPr>
-              <w:t>teacher</w:t>
-            </w:r>
-            <w:r>
-              <w:rPr>
-                <w:rFonts w:ascii="Times New Roman" w:hAnsi="Times New Roman" w:cs="Times New Roman"/>
-                <w:bCs/>
-                <w:sz w:val="28"/>
-                <w:szCs w:val="28"/>
-              </w:rPr>
-              <w:t>.</w:t>
+              <w:t>- Xây dựng api create teacher.</w:t>
             </w:r>
           </w:p>
           <w:p>
@@ -875,25 +857,7 @@
                 <w:sz w:val="28"/>
                 <w:szCs w:val="28"/>
               </w:rPr>
-              <w:t xml:space="preserve">- Xây dựng api get </w:t>
-            </w:r>
-            <w:r>
-              <w:rPr>
-                <w:rFonts w:ascii="Times New Roman" w:hAnsi="Times New Roman" w:cs="Times New Roman"/>
-                <w:bCs/>
-                <w:sz w:val="28"/>
-                <w:szCs w:val="28"/>
-              </w:rPr>
-              <w:t>by id</w:t>
-            </w:r>
-            <w:r>
-              <w:rPr>
-                <w:rFonts w:ascii="Times New Roman" w:hAnsi="Times New Roman" w:cs="Times New Roman"/>
-                <w:bCs/>
-                <w:sz w:val="28"/>
-                <w:szCs w:val="28"/>
-              </w:rPr>
-              <w:t xml:space="preserve"> danh sách mượn/ trả thiết bị.</w:t>
+              <w:t>- Xây dựng api get by id danh sách mượn/ trả thiết bị.</w:t>
             </w:r>
           </w:p>
           <w:p>
@@ -1106,7 +1070,81 @@
                 <w:sz w:val="28"/>
                 <w:szCs w:val="28"/>
               </w:rPr>
-              <w:t>Tích hợp các API đã xây dựng vào views.</w:t>
+              <w:t>- T</w:t>
+            </w:r>
+            <w:r>
+              <w:rPr>
+                <w:rFonts w:ascii="Times New Roman" w:hAnsi="Times New Roman" w:cs="Times New Roman"/>
+                <w:bCs/>
+                <w:sz w:val="28"/>
+                <w:szCs w:val="28"/>
+              </w:rPr>
+              <w:t>ích hợp api login, lo</w:t>
+            </w:r>
+            <w:r>
+              <w:rPr>
+                <w:rFonts w:ascii="Times New Roman" w:hAnsi="Times New Roman" w:cs="Times New Roman"/>
+                <w:bCs/>
+                <w:sz w:val="28"/>
+                <w:szCs w:val="28"/>
+              </w:rPr>
+              <w:t>g</w:t>
+            </w:r>
+            <w:r>
+              <w:rPr>
+                <w:rFonts w:ascii="Times New Roman" w:hAnsi="Times New Roman" w:cs="Times New Roman"/>
+                <w:bCs/>
+                <w:sz w:val="28"/>
+                <w:szCs w:val="28"/>
+              </w:rPr>
+              <w:t>out, manager user vào giao diện</w:t>
+            </w:r>
+            <w:r>
+              <w:rPr>
+                <w:rFonts w:ascii="Times New Roman" w:hAnsi="Times New Roman" w:cs="Times New Roman"/>
+                <w:bCs/>
+                <w:sz w:val="28"/>
+                <w:szCs w:val="28"/>
+              </w:rPr>
+              <w:t>.</w:t>
+            </w:r>
+          </w:p>
+          <w:p>
+            <w:pPr>
+              <w:rPr>
+                <w:rFonts w:ascii="Times New Roman" w:hAnsi="Times New Roman" w:cs="Times New Roman"/>
+                <w:bCs/>
+                <w:sz w:val="28"/>
+                <w:szCs w:val="28"/>
+              </w:rPr>
+            </w:pPr>
+            <w:r>
+              <w:rPr>
+                <w:rFonts w:ascii="Times New Roman" w:hAnsi="Times New Roman" w:cs="Times New Roman"/>
+                <w:bCs/>
+                <w:sz w:val="28"/>
+                <w:szCs w:val="28"/>
+              </w:rPr>
+              <w:t>- Tích hợp api manager device vào giao diện.</w:t>
+            </w:r>
+          </w:p>
+          <w:p>
+            <w:pPr>
+              <w:rPr>
+                <w:rFonts w:ascii="Times New Roman" w:hAnsi="Times New Roman" w:cs="Times New Roman"/>
+                <w:bCs/>
+                <w:sz w:val="28"/>
+                <w:szCs w:val="28"/>
+              </w:rPr>
+            </w:pPr>
+            <w:r>
+              <w:rPr>
+                <w:rFonts w:ascii="Times New Roman" w:hAnsi="Times New Roman" w:cs="Times New Roman"/>
+                <w:bCs/>
+                <w:sz w:val="28"/>
+                <w:szCs w:val="28"/>
+              </w:rPr>
+              <w:t>- Tích hợp api teacher vào giao diện.</w:t>
             </w:r>
           </w:p>
         </w:tc>
@@ -1125,6 +1163,15 @@
                 <w:szCs w:val="28"/>
               </w:rPr>
             </w:pPr>
+            <w:r>
+              <w:rPr>
+                <w:rFonts w:ascii="Times New Roman" w:hAnsi="Times New Roman" w:cs="Times New Roman"/>
+                <w:bCs/>
+                <w:sz w:val="28"/>
+                <w:szCs w:val="28"/>
+              </w:rPr>
+              <w:t>Đã hoàn thành.</w:t>
+            </w:r>
           </w:p>
         </w:tc>
         <w:tc>
